--- a/deliverables/SPRINT_V4-V9/NEW_V9_FORMER_V27_Sprint_Production_Package/07_EVIDENCE/Evidence_and_Boundary_Notes.docx
+++ b/deliverables/SPRINT_V4-V9/NEW_V9_FORMER_V27_Sprint_Production_Package/07_EVIDENCE/Evidence_and_Boundary_Notes.docx
@@ -106,7 +106,7 @@
         <w:rPr>
           <w:sz w:val="21"/>
         </w:rPr>
-        <w:t>Sunday, September 13, 2026 | 8:00 PM CT</w:t>
+        <w:t>Sunday, September 13, 2026 | 8:44 PM CT</w:t>
       </w:r>
     </w:p>
     <w:p>

--- a/deliverables/SPRINT_V4-V9/NEW_V9_FORMER_V27_Sprint_Production_Package/07_EVIDENCE/Evidence_and_Boundary_Notes.docx
+++ b/deliverables/SPRINT_V4-V9/NEW_V9_FORMER_V27_Sprint_Production_Package/07_EVIDENCE/Evidence_and_Boundary_Notes.docx
@@ -106,7 +106,7 @@
         <w:rPr>
           <w:sz w:val="21"/>
         </w:rPr>
-        <w:t>Sunday, September 13, 2026 | 8:44 PM CT</w:t>
+        <w:t>Monday, September 14, 2026 | 5:48 AM CT</w:t>
       </w:r>
     </w:p>
     <w:p>
